--- a/MAGIA_dossier_technique_et_business.docx
+++ b/MAGIA_dossier_technique_et_business.docx
@@ -14,7 +14,45 @@
       </w:r>
       <w:r>
         <w:rPr/>
-        <w:t xml:space="preserve">MAGIA : Dossier </w:t>
+        <w:t>MAGIA : Dossier stratégique &amp; technique</w:t>
+      </w:r>
+    </w:p>
+    <w:p>
+      <w:pPr>
+        <w:pStyle w:val="Normal"/>
+        <w:jc w:val="center"/>
+        <w:rPr/>
+      </w:pPr>
+      <w:r>
+        <w:rPr/>
+        <w:t>Date : 4 Mai 2026</w:t>
+      </w:r>
+    </w:p>
+    <w:p>
+      <w:pPr>
+        <w:pStyle w:val="Normal"/>
+        <w:jc w:val="center"/>
+        <w:rPr/>
+      </w:pPr>
+      <w:r>
+        <w:rPr/>
+        <w:t xml:space="preserve">Objet : Présentation du </w:t>
+      </w:r>
+      <w:r>
+        <w:rPr/>
+        <w:t>m</w:t>
+      </w:r>
+      <w:r>
+        <w:rPr/>
+        <w:t xml:space="preserve">odèle de </w:t>
+      </w:r>
+      <w:r>
+        <w:rPr/>
+        <w:t>d</w:t>
+      </w:r>
+      <w:r>
+        <w:rPr/>
+        <w:t xml:space="preserve">onnées et de la </w:t>
       </w:r>
       <w:r>
         <w:rPr/>
@@ -22,37 +60,15 @@
       </w:r>
       <w:r>
         <w:rPr/>
-        <w:t xml:space="preserve">tratégique &amp; </w:t>
+        <w:t xml:space="preserve">tratégie de </w:t>
       </w:r>
       <w:r>
         <w:rPr/>
-        <w:t>t</w:t>
+        <w:t>r</w:t>
       </w:r>
       <w:r>
         <w:rPr/>
-        <w:t>echnique</w:t>
-      </w:r>
-    </w:p>
-    <w:p>
-      <w:pPr>
-        <w:pStyle w:val="Normal"/>
-        <w:jc w:val="center"/>
-        <w:rPr/>
-      </w:pPr>
-      <w:r>
-        <w:rPr/>
-        <w:t>Date : 4 Mai 2026</w:t>
-      </w:r>
-    </w:p>
-    <w:p>
-      <w:pPr>
-        <w:pStyle w:val="Normal"/>
-        <w:jc w:val="center"/>
-        <w:rPr/>
-      </w:pPr>
-      <w:r>
-        <w:rPr/>
-        <w:t>Objet : Présentation du Modèle de Données et de la Stratégie de Rentabilité</w:t>
+        <w:t>entabilité</w:t>
       </w:r>
     </w:p>
     <w:p>
@@ -85,15 +101,7 @@
       </w:pPr>
       <w:r>
         <w:rPr/>
-        <w:t xml:space="preserve">1. Introduction &amp; </w:t>
-      </w:r>
-      <w:r>
-        <w:rPr/>
-        <w:t>v</w:t>
-      </w:r>
-      <w:r>
-        <w:rPr/>
-        <w:t>ision</w:t>
+        <w:t>1. Introduction &amp; vision</w:t>
       </w:r>
     </w:p>
     <w:p>
@@ -113,23 +121,7 @@
       </w:pPr>
       <w:r>
         <w:rPr/>
-        <w:t xml:space="preserve">2. Business </w:t>
-      </w:r>
-      <w:r>
-        <w:rPr/>
-        <w:t>m</w:t>
-      </w:r>
-      <w:r>
-        <w:rPr/>
-        <w:t xml:space="preserve">odel (Vision </w:t>
-      </w:r>
-      <w:r>
-        <w:rPr/>
-        <w:t>a</w:t>
-      </w:r>
-      <w:r>
-        <w:rPr/>
-        <w:t>dministrateur)</w:t>
+        <w:t>2. Business model (Vision administrateur)</w:t>
       </w:r>
     </w:p>
     <w:p>
@@ -149,15 +141,7 @@
       </w:pPr>
       <w:r>
         <w:rPr/>
-        <w:t xml:space="preserve">Flux de </w:t>
-      </w:r>
-      <w:r>
-        <w:rPr/>
-        <w:t>r</w:t>
-      </w:r>
-      <w:r>
-        <w:rPr/>
-        <w:t>evenus</w:t>
+        <w:t>Flux de revenus</w:t>
       </w:r>
     </w:p>
     <w:p>
@@ -227,15 +211,7 @@
       </w:pPr>
       <w:r>
         <w:rPr/>
-        <w:t xml:space="preserve">Structure de </w:t>
-      </w:r>
-      <w:r>
-        <w:rPr/>
-        <w:t>c</w:t>
-      </w:r>
-      <w:r>
-        <w:rPr/>
-        <w:t>oûts</w:t>
+        <w:t>Structure de coûts</w:t>
       </w:r>
     </w:p>
     <w:tbl>
@@ -268,7 +244,8 @@
           <w:p>
             <w:pPr>
               <w:pStyle w:val="Normal"/>
-              <w:widowControl/>
+              <w:widowControl w:val="false"/>
+              <w:suppressAutoHyphens w:val="true"/>
               <w:spacing w:lineRule="auto" w:line="240" w:before="0" w:after="0"/>
               <w:jc w:val="left"/>
               <w:rPr>
@@ -299,7 +276,8 @@
           <w:p>
             <w:pPr>
               <w:pStyle w:val="Normal"/>
-              <w:widowControl/>
+              <w:widowControl w:val="false"/>
+              <w:suppressAutoHyphens w:val="true"/>
               <w:spacing w:lineRule="auto" w:line="240" w:before="0" w:after="0"/>
               <w:jc w:val="left"/>
               <w:rPr>
@@ -330,7 +308,8 @@
           <w:p>
             <w:pPr>
               <w:pStyle w:val="Normal"/>
-              <w:widowControl/>
+              <w:widowControl w:val="false"/>
+              <w:suppressAutoHyphens w:val="true"/>
               <w:spacing w:lineRule="auto" w:line="240" w:before="0" w:after="0"/>
               <w:jc w:val="left"/>
               <w:rPr>
@@ -364,7 +343,8 @@
           <w:p>
             <w:pPr>
               <w:pStyle w:val="Normal"/>
-              <w:widowControl/>
+              <w:widowControl w:val="false"/>
+              <w:suppressAutoHyphens w:val="true"/>
               <w:spacing w:lineRule="auto" w:line="240" w:before="0" w:after="0"/>
               <w:jc w:val="left"/>
               <w:rPr>
@@ -395,7 +375,8 @@
           <w:p>
             <w:pPr>
               <w:pStyle w:val="Normal"/>
-              <w:widowControl/>
+              <w:widowControl w:val="false"/>
+              <w:suppressAutoHyphens w:val="true"/>
               <w:spacing w:lineRule="auto" w:line="240" w:before="0" w:after="0"/>
               <w:jc w:val="left"/>
               <w:rPr>
@@ -426,7 +407,8 @@
           <w:p>
             <w:pPr>
               <w:pStyle w:val="Normal"/>
-              <w:widowControl/>
+              <w:widowControl w:val="false"/>
+              <w:suppressAutoHyphens w:val="true"/>
               <w:spacing w:lineRule="auto" w:line="240" w:before="0" w:after="0"/>
               <w:jc w:val="left"/>
               <w:rPr>
@@ -460,7 +442,8 @@
           <w:p>
             <w:pPr>
               <w:pStyle w:val="Normal"/>
-              <w:widowControl/>
+              <w:widowControl w:val="false"/>
+              <w:suppressAutoHyphens w:val="true"/>
               <w:spacing w:lineRule="auto" w:line="240" w:before="0" w:after="0"/>
               <w:jc w:val="left"/>
               <w:rPr>
@@ -491,7 +474,8 @@
           <w:p>
             <w:pPr>
               <w:pStyle w:val="Normal"/>
-              <w:widowControl/>
+              <w:widowControl w:val="false"/>
+              <w:suppressAutoHyphens w:val="true"/>
               <w:spacing w:lineRule="auto" w:line="240" w:before="0" w:after="0"/>
               <w:jc w:val="left"/>
               <w:rPr>
@@ -522,7 +506,8 @@
           <w:p>
             <w:pPr>
               <w:pStyle w:val="Normal"/>
-              <w:widowControl/>
+              <w:widowControl w:val="false"/>
+              <w:suppressAutoHyphens w:val="true"/>
               <w:spacing w:lineRule="auto" w:line="240" w:before="0" w:after="0"/>
               <w:jc w:val="left"/>
               <w:rPr>
@@ -556,7 +541,8 @@
           <w:p>
             <w:pPr>
               <w:pStyle w:val="Normal"/>
-              <w:widowControl/>
+              <w:widowControl w:val="false"/>
+              <w:suppressAutoHyphens w:val="true"/>
               <w:spacing w:lineRule="auto" w:line="240" w:before="0" w:after="0"/>
               <w:jc w:val="left"/>
               <w:rPr>
@@ -587,7 +573,8 @@
           <w:p>
             <w:pPr>
               <w:pStyle w:val="Normal"/>
-              <w:widowControl/>
+              <w:widowControl w:val="false"/>
+              <w:suppressAutoHyphens w:val="true"/>
               <w:spacing w:lineRule="auto" w:line="240" w:before="0" w:after="0"/>
               <w:jc w:val="left"/>
               <w:rPr>
@@ -618,7 +605,8 @@
           <w:p>
             <w:pPr>
               <w:pStyle w:val="Normal"/>
-              <w:widowControl/>
+              <w:widowControl w:val="false"/>
+              <w:suppressAutoHyphens w:val="true"/>
               <w:spacing w:lineRule="auto" w:line="240" w:before="0" w:after="0"/>
               <w:jc w:val="left"/>
               <w:rPr>
@@ -650,15 +638,7 @@
       </w:pPr>
       <w:r>
         <w:rPr/>
-        <w:t xml:space="preserve">Analyse de </w:t>
-      </w:r>
-      <w:r>
-        <w:rPr/>
-        <w:t>m</w:t>
-      </w:r>
-      <w:r>
-        <w:rPr/>
-        <w:t>arge</w:t>
+        <w:t>Analyse de marge</w:t>
       </w:r>
     </w:p>
     <w:p>
@@ -678,23 +658,7 @@
       </w:pPr>
       <w:r>
         <w:rPr/>
-        <w:t xml:space="preserve">3. Modèle </w:t>
-      </w:r>
-      <w:r>
-        <w:rPr/>
-        <w:t>c</w:t>
-      </w:r>
-      <w:r>
-        <w:rPr/>
-        <w:t xml:space="preserve">onceptuel de </w:t>
-      </w:r>
-      <w:r>
-        <w:rPr/>
-        <w:t>d</w:t>
-      </w:r>
-      <w:r>
-        <w:rPr/>
-        <w:t>onnées (MCD)</w:t>
+        <w:t>3. Modèle conceptuel de données (MCD)</w:t>
       </w:r>
     </w:p>
     <w:p>
@@ -777,23 +741,7 @@
       </w:pPr>
       <w:r>
         <w:rPr/>
-        <w:t xml:space="preserve">4. Modèle </w:t>
-      </w:r>
-      <w:r>
-        <w:rPr/>
-        <w:t>l</w:t>
-      </w:r>
-      <w:r>
-        <w:rPr/>
-        <w:t xml:space="preserve">ogique de </w:t>
-      </w:r>
-      <w:r>
-        <w:rPr/>
-        <w:t>d</w:t>
-      </w:r>
-      <w:r>
-        <w:rPr/>
-        <w:t>onnées (MLD)</w:t>
+        <w:t>4. Modèle logique de données (MLD)</w:t>
       </w:r>
     </w:p>
     <w:p>
@@ -903,15 +851,7 @@
       </w:pPr>
       <w:r>
         <w:rPr/>
-        <w:t xml:space="preserve">5. Indicateurs de </w:t>
-      </w:r>
-      <w:r>
-        <w:rPr/>
-        <w:t>p</w:t>
-      </w:r>
-      <w:r>
-        <w:rPr/>
-        <w:t>erformance (KPIs)</w:t>
+        <w:t>5. Indicateurs de performance (KPIs)</w:t>
       </w:r>
     </w:p>
     <w:p>
@@ -1053,6 +993,7 @@
         </w:tabs>
         <w:ind w:left="1080" w:hanging="360"/>
       </w:pPr>
+      <w:rPr/>
     </w:lvl>
     <w:lvl w:ilvl="2">
       <w:start w:val="1"/>
@@ -1065,6 +1006,7 @@
         </w:tabs>
         <w:ind w:left="1440" w:hanging="360"/>
       </w:pPr>
+      <w:rPr/>
     </w:lvl>
     <w:lvl w:ilvl="3">
       <w:start w:val="1"/>
@@ -1077,6 +1019,7 @@
         </w:tabs>
         <w:ind w:left="1800" w:hanging="360"/>
       </w:pPr>
+      <w:rPr/>
     </w:lvl>
     <w:lvl w:ilvl="4">
       <w:start w:val="1"/>
@@ -1089,6 +1032,7 @@
         </w:tabs>
         <w:ind w:left="2160" w:hanging="360"/>
       </w:pPr>
+      <w:rPr/>
     </w:lvl>
     <w:lvl w:ilvl="5">
       <w:start w:val="1"/>
@@ -1101,6 +1045,7 @@
         </w:tabs>
         <w:ind w:left="2520" w:hanging="360"/>
       </w:pPr>
+      <w:rPr/>
     </w:lvl>
     <w:lvl w:ilvl="6">
       <w:start w:val="1"/>
@@ -1113,6 +1058,7 @@
         </w:tabs>
         <w:ind w:left="2880" w:hanging="360"/>
       </w:pPr>
+      <w:rPr/>
     </w:lvl>
     <w:lvl w:ilvl="7">
       <w:start w:val="1"/>
@@ -1125,6 +1071,7 @@
         </w:tabs>
         <w:ind w:left="3240" w:hanging="360"/>
       </w:pPr>
+      <w:rPr/>
     </w:lvl>
     <w:lvl w:ilvl="8">
       <w:start w:val="1"/>
@@ -1137,6 +1084,7 @@
         </w:tabs>
         <w:ind w:left="3600" w:hanging="360"/>
       </w:pPr>
+      <w:rPr/>
     </w:lvl>
   </w:abstractNum>
   <w:abstractNum w:abstractNumId="2">
@@ -1166,6 +1114,7 @@
         </w:tabs>
         <w:ind w:left="1080" w:hanging="360"/>
       </w:pPr>
+      <w:rPr/>
     </w:lvl>
     <w:lvl w:ilvl="2">
       <w:start w:val="1"/>
@@ -1178,6 +1127,7 @@
         </w:tabs>
         <w:ind w:left="1440" w:hanging="360"/>
       </w:pPr>
+      <w:rPr/>
     </w:lvl>
     <w:lvl w:ilvl="3">
       <w:start w:val="1"/>
@@ -1190,6 +1140,7 @@
         </w:tabs>
         <w:ind w:left="1800" w:hanging="360"/>
       </w:pPr>
+      <w:rPr/>
     </w:lvl>
     <w:lvl w:ilvl="4">
       <w:start w:val="1"/>
@@ -1202,6 +1153,7 @@
         </w:tabs>
         <w:ind w:left="2160" w:hanging="360"/>
       </w:pPr>
+      <w:rPr/>
     </w:lvl>
     <w:lvl w:ilvl="5">
       <w:start w:val="1"/>
@@ -1214,6 +1166,7 @@
         </w:tabs>
         <w:ind w:left="2520" w:hanging="360"/>
       </w:pPr>
+      <w:rPr/>
     </w:lvl>
     <w:lvl w:ilvl="6">
       <w:start w:val="1"/>
@@ -1226,6 +1179,7 @@
         </w:tabs>
         <w:ind w:left="2880" w:hanging="360"/>
       </w:pPr>
+      <w:rPr/>
     </w:lvl>
     <w:lvl w:ilvl="7">
       <w:start w:val="1"/>
@@ -1238,6 +1192,7 @@
         </w:tabs>
         <w:ind w:left="3240" w:hanging="360"/>
       </w:pPr>
+      <w:rPr/>
     </w:lvl>
     <w:lvl w:ilvl="8">
       <w:start w:val="1"/>
@@ -1250,6 +1205,7 @@
         </w:tabs>
         <w:ind w:left="3600" w:hanging="360"/>
       </w:pPr>
+      <w:rPr/>
     </w:lvl>
   </w:abstractNum>
   <w:abstractNum w:abstractNumId="3">
@@ -1279,6 +1235,7 @@
         </w:tabs>
         <w:ind w:left="1080" w:hanging="360"/>
       </w:pPr>
+      <w:rPr/>
     </w:lvl>
     <w:lvl w:ilvl="2">
       <w:start w:val="1"/>
@@ -1291,6 +1248,7 @@
         </w:tabs>
         <w:ind w:left="1440" w:hanging="360"/>
       </w:pPr>
+      <w:rPr/>
     </w:lvl>
     <w:lvl w:ilvl="3">
       <w:start w:val="1"/>
@@ -1303,6 +1261,7 @@
         </w:tabs>
         <w:ind w:left="1800" w:hanging="360"/>
       </w:pPr>
+      <w:rPr/>
     </w:lvl>
     <w:lvl w:ilvl="4">
       <w:start w:val="1"/>
@@ -1315,6 +1274,7 @@
         </w:tabs>
         <w:ind w:left="2160" w:hanging="360"/>
       </w:pPr>
+      <w:rPr/>
     </w:lvl>
     <w:lvl w:ilvl="5">
       <w:start w:val="1"/>
@@ -1327,6 +1287,7 @@
         </w:tabs>
         <w:ind w:left="2520" w:hanging="360"/>
       </w:pPr>
+      <w:rPr/>
     </w:lvl>
     <w:lvl w:ilvl="6">
       <w:start w:val="1"/>
@@ -1339,6 +1300,7 @@
         </w:tabs>
         <w:ind w:left="2880" w:hanging="360"/>
       </w:pPr>
+      <w:rPr/>
     </w:lvl>
     <w:lvl w:ilvl="7">
       <w:start w:val="1"/>
@@ -1351,6 +1313,7 @@
         </w:tabs>
         <w:ind w:left="3240" w:hanging="360"/>
       </w:pPr>
+      <w:rPr/>
     </w:lvl>
     <w:lvl w:ilvl="8">
       <w:start w:val="1"/>
@@ -1363,6 +1326,7 @@
         </w:tabs>
         <w:ind w:left="3600" w:hanging="360"/>
       </w:pPr>
+      <w:rPr/>
     </w:lvl>
   </w:abstractNum>
   <w:abstractNum w:abstractNumId="4">
@@ -1390,6 +1354,7 @@
         </w:tabs>
         <w:ind w:left="1080" w:hanging="360"/>
       </w:pPr>
+      <w:rPr/>
     </w:lvl>
     <w:lvl w:ilvl="2">
       <w:start w:val="1"/>
@@ -1402,6 +1367,7 @@
         </w:tabs>
         <w:ind w:left="1440" w:hanging="360"/>
       </w:pPr>
+      <w:rPr/>
     </w:lvl>
     <w:lvl w:ilvl="3">
       <w:start w:val="1"/>
@@ -1414,6 +1380,7 @@
         </w:tabs>
         <w:ind w:left="1800" w:hanging="360"/>
       </w:pPr>
+      <w:rPr/>
     </w:lvl>
     <w:lvl w:ilvl="4">
       <w:start w:val="1"/>
@@ -1426,6 +1393,7 @@
         </w:tabs>
         <w:ind w:left="2160" w:hanging="360"/>
       </w:pPr>
+      <w:rPr/>
     </w:lvl>
     <w:lvl w:ilvl="5">
       <w:start w:val="1"/>
@@ -1438,6 +1406,7 @@
         </w:tabs>
         <w:ind w:left="2520" w:hanging="360"/>
       </w:pPr>
+      <w:rPr/>
     </w:lvl>
     <w:lvl w:ilvl="6">
       <w:start w:val="1"/>
@@ -1450,6 +1419,7 @@
         </w:tabs>
         <w:ind w:left="2880" w:hanging="360"/>
       </w:pPr>
+      <w:rPr/>
     </w:lvl>
     <w:lvl w:ilvl="7">
       <w:start w:val="1"/>
@@ -1462,6 +1432,7 @@
         </w:tabs>
         <w:ind w:left="3240" w:hanging="360"/>
       </w:pPr>
+      <w:rPr/>
     </w:lvl>
     <w:lvl w:ilvl="8">
       <w:start w:val="1"/>
@@ -1474,6 +1445,7 @@
         </w:tabs>
         <w:ind w:left="3600" w:hanging="360"/>
       </w:pPr>
+      <w:rPr/>
     </w:lvl>
   </w:abstractNum>
   <w:abstractNum w:abstractNumId="5">
@@ -1501,6 +1473,7 @@
         </w:tabs>
         <w:ind w:left="1080" w:hanging="360"/>
       </w:pPr>
+      <w:rPr/>
     </w:lvl>
     <w:lvl w:ilvl="2">
       <w:start w:val="1"/>
@@ -1513,6 +1486,7 @@
         </w:tabs>
         <w:ind w:left="1440" w:hanging="360"/>
       </w:pPr>
+      <w:rPr/>
     </w:lvl>
     <w:lvl w:ilvl="3">
       <w:start w:val="1"/>
@@ -1525,6 +1499,7 @@
         </w:tabs>
         <w:ind w:left="1800" w:hanging="360"/>
       </w:pPr>
+      <w:rPr/>
     </w:lvl>
     <w:lvl w:ilvl="4">
       <w:start w:val="1"/>
@@ -1537,6 +1512,7 @@
         </w:tabs>
         <w:ind w:left="2160" w:hanging="360"/>
       </w:pPr>
+      <w:rPr/>
     </w:lvl>
     <w:lvl w:ilvl="5">
       <w:start w:val="1"/>
@@ -1549,6 +1525,7 @@
         </w:tabs>
         <w:ind w:left="2520" w:hanging="360"/>
       </w:pPr>
+      <w:rPr/>
     </w:lvl>
     <w:lvl w:ilvl="6">
       <w:start w:val="1"/>
@@ -1561,6 +1538,7 @@
         </w:tabs>
         <w:ind w:left="2880" w:hanging="360"/>
       </w:pPr>
+      <w:rPr/>
     </w:lvl>
     <w:lvl w:ilvl="7">
       <w:start w:val="1"/>
@@ -1573,6 +1551,7 @@
         </w:tabs>
         <w:ind w:left="3240" w:hanging="360"/>
       </w:pPr>
+      <w:rPr/>
     </w:lvl>
     <w:lvl w:ilvl="8">
       <w:start w:val="1"/>
@@ -1585,6 +1564,7 @@
         </w:tabs>
         <w:ind w:left="3600" w:hanging="360"/>
       </w:pPr>
+      <w:rPr/>
     </w:lvl>
   </w:abstractNum>
   <w:abstractNum w:abstractNumId="6">
@@ -1612,6 +1592,7 @@
         </w:tabs>
         <w:ind w:left="1080" w:hanging="360"/>
       </w:pPr>
+      <w:rPr/>
     </w:lvl>
     <w:lvl w:ilvl="2">
       <w:start w:val="1"/>
@@ -1624,6 +1605,7 @@
         </w:tabs>
         <w:ind w:left="1440" w:hanging="360"/>
       </w:pPr>
+      <w:rPr/>
     </w:lvl>
     <w:lvl w:ilvl="3">
       <w:start w:val="1"/>
@@ -1636,6 +1618,7 @@
         </w:tabs>
         <w:ind w:left="1800" w:hanging="360"/>
       </w:pPr>
+      <w:rPr/>
     </w:lvl>
     <w:lvl w:ilvl="4">
       <w:start w:val="1"/>
@@ -1648,6 +1631,7 @@
         </w:tabs>
         <w:ind w:left="2160" w:hanging="360"/>
       </w:pPr>
+      <w:rPr/>
     </w:lvl>
     <w:lvl w:ilvl="5">
       <w:start w:val="1"/>
@@ -1660,6 +1644,7 @@
         </w:tabs>
         <w:ind w:left="2520" w:hanging="360"/>
       </w:pPr>
+      <w:rPr/>
     </w:lvl>
     <w:lvl w:ilvl="6">
       <w:start w:val="1"/>
@@ -1672,6 +1657,7 @@
         </w:tabs>
         <w:ind w:left="2880" w:hanging="360"/>
       </w:pPr>
+      <w:rPr/>
     </w:lvl>
     <w:lvl w:ilvl="7">
       <w:start w:val="1"/>
@@ -1684,6 +1670,7 @@
         </w:tabs>
         <w:ind w:left="3240" w:hanging="360"/>
       </w:pPr>
+      <w:rPr/>
     </w:lvl>
     <w:lvl w:ilvl="8">
       <w:start w:val="1"/>
@@ -1696,6 +1683,7 @@
         </w:tabs>
         <w:ind w:left="3600" w:hanging="360"/>
       </w:pPr>
+      <w:rPr/>
     </w:lvl>
   </w:abstractNum>
   <w:abstractNum w:abstractNumId="7">
@@ -2003,6 +1991,7 @@
     <w:rsid w:val="00fc693f"/>
     <w:pPr>
       <w:widowControl/>
+      <w:suppressAutoHyphens w:val="true"/>
       <w:bidi w:val="0"/>
       <w:spacing w:lineRule="auto" w:line="276" w:before="0" w:after="200"/>
       <w:jc w:val="left"/>
@@ -2682,6 +2671,7 @@
     <w:rsid w:val="00fc693f"/>
     <w:pPr>
       <w:widowControl/>
+      <w:suppressAutoHyphens w:val="true"/>
       <w:bidi w:val="0"/>
       <w:spacing w:lineRule="auto" w:line="240" w:before="0" w:after="0"/>
       <w:jc w:val="left"/>
@@ -2780,24 +2770,29 @@
       <w:szCs w:val="16"/>
     </w:rPr>
   </w:style>
-  <w:style w:type="paragraph" w:styleId="Liste2">
+  <w:style w:type="paragraph" w:styleId="ListBullet3">
     <w:name w:val="List Bullet 3"/>
     <w:basedOn w:val="Normal"/>
     <w:uiPriority w:val="99"/>
     <w:unhideWhenUsed/>
+    <w:qFormat/>
     <w:rsid w:val="00326f90"/>
     <w:pPr>
+      <w:numPr>
+        <w:ilvl w:val="0"/>
+        <w:numId w:val="3"/>
+      </w:numPr>
       <w:spacing w:before="0" w:after="200"/>
-      <w:ind w:left="720" w:hanging="360"/>
       <w:contextualSpacing/>
     </w:pPr>
     <w:rPr/>
   </w:style>
-  <w:style w:type="paragraph" w:styleId="Liste3">
+  <w:style w:type="paragraph" w:styleId="ListBullet4">
     <w:name w:val="List Bullet 4"/>
     <w:basedOn w:val="Normal"/>
     <w:uiPriority w:val="99"/>
     <w:unhideWhenUsed/>
+    <w:qFormat/>
     <w:rsid w:val="00326f90"/>
     <w:pPr>
       <w:spacing w:before="0" w:after="200"/>
@@ -2834,23 +2829,6 @@
       <w:numPr>
         <w:ilvl w:val="0"/>
         <w:numId w:val="2"/>
-      </w:numPr>
-      <w:spacing w:before="0" w:after="200"/>
-      <w:contextualSpacing/>
-    </w:pPr>
-    <w:rPr/>
-  </w:style>
-  <w:style w:type="paragraph" w:styleId="ListBullet3">
-    <w:name w:val="List Bullet 3"/>
-    <w:basedOn w:val="Normal"/>
-    <w:uiPriority w:val="99"/>
-    <w:unhideWhenUsed/>
-    <w:qFormat/>
-    <w:rsid w:val="00326f90"/>
-    <w:pPr>
-      <w:numPr>
-        <w:ilvl w:val="0"/>
-        <w:numId w:val="3"/>
       </w:numPr>
       <w:spacing w:before="0" w:after="200"/>
       <w:contextualSpacing/>
@@ -2969,6 +2947,7 @@
         <w:tab w:val="left" w:pos="3456" w:leader="none"/>
         <w:tab w:val="left" w:pos="4032" w:leader="none"/>
       </w:tabs>
+      <w:suppressAutoHyphens w:val="true"/>
       <w:bidi w:val="0"/>
       <w:spacing w:lineRule="auto" w:line="276" w:before="0" w:after="200"/>
       <w:jc w:val="left"/>
